--- a/resources/tests/zoterify/fixtures/fixture.docx
+++ b/resources/tests/zoterify/fixtures/fixture.docx
@@ -204,6 +204,24 @@
     <w:p>
       <w:r>
         <w:t xml:space="preserve">The site model (SKB R-13-25, Section 4.2) and SKB (R-19-01) agree, as SKB R-19-01 shows.</w:t>
+      </w:r>
+    </w:p>
+    <w:p>
+      <w:r>
+        <w:rPr>
+          <w:rFonts w:ascii="Arial" w:hAnsi="Arial"/>
+          <w:lang w:val="en-GB"/>
+        </w:rPr>
+        <w:t xml:space="preserve">The Data report and the </w:t>
+      </w:r>
+      <w:r>
+        <w:rPr>
+          <w:b/>
+        </w:rPr>
+        <w:t xml:space="preserve">Data report</w:t>
+      </w:r>
+      <w:r>
+        <w:t xml:space="preserve"> agree; the data report does not (Data report, Section 3).</w:t>
       </w:r>
     </w:p>
     <w:tbl>
